--- a/templates/GENERIC_TEMPLATE_TPL.docx
+++ b/templates/GENERIC_TEMPLATE_TPL.docx
@@ -385,6 +385,42 @@
         </w:rPr>
         <w:t>We wish you the best in your preparation and accomplishment of your assignment.</w:t>
       </w:r>
+    </w:p>
+    <w:p>
+      <w:pPr>
+        <w:spacing w:before="100" w:beforeAutospacing="1" w:after="100" w:afterAutospacing="1"/>
+        <w:contextualSpacing/>
+        <w:rPr>
+          <w:rFonts w:ascii="Univers" w:hAnsi="Univers"/>
+          <w:color w:val="EE0000"/>
+          <w:sz w:val="22"/>
+          <w:lang w:eastAsia="de-DE"/>
+        </w:rPr>
+      </w:pPr>
+    </w:p>
+    <w:p>
+      <w:pPr>
+        <w:spacing w:before="100" w:beforeAutospacing="1" w:after="100" w:afterAutospacing="1"/>
+        <w:contextualSpacing/>
+        <w:rPr>
+          <w:rFonts w:ascii="Univers" w:hAnsi="Univers"/>
+          <w:color w:val="EE0000"/>
+          <w:sz w:val="22"/>
+          <w:lang w:eastAsia="de-DE"/>
+        </w:rPr>
+      </w:pPr>
+    </w:p>
+    <w:p>
+      <w:pPr>
+        <w:spacing w:before="100" w:beforeAutospacing="1" w:after="100" w:afterAutospacing="1"/>
+        <w:contextualSpacing/>
+        <w:rPr>
+          <w:rFonts w:ascii="Univers" w:hAnsi="Univers"/>
+          <w:color w:val="EE0000"/>
+          <w:sz w:val="22"/>
+          <w:lang w:eastAsia="de-DE"/>
+        </w:rPr>
+      </w:pPr>
     </w:p>
     <w:p>
       <w:pPr>

--- a/templates/GENERIC_TEMPLATE_TPL.docx
+++ b/templates/GENERIC_TEMPLATE_TPL.docx
@@ -17,11 +17,10 @@
       <w:r>
         <w:rPr>
           <w:rFonts w:ascii="Univers" w:hAnsi="Univers"/>
-          <w:b w:val="0"/>
           <w:color w:val="2A2A2A"/>
           <w:sz w:val="20"/>
         </w:rPr>
-        <w:t>{{ letter_date }}</w:t>
+        <w:t>{{r letter_date }}</w:t>
       </w:r>
     </w:p>
     <w:p>
@@ -50,7 +49,6 @@
       <w:r>
         <w:rPr>
           <w:rFonts w:ascii="Univers" w:hAnsi="Univers"/>
-          <w:b w:val="0"/>
           <w:color w:val="2A2A2A"/>
         </w:rPr>
         <w:t>Dear {{r nominee }},</w:t>
@@ -82,7 +80,6 @@
       <w:r>
         <w:rPr>
           <w:rFonts w:ascii="Univers" w:hAnsi="Univers"/>
-          <w:b w:val="0"/>
           <w:color w:val="2A2A2A"/>
         </w:rPr>
         <w:t>We would like to inform that you have been nominated for the following games of the {{ competition_name }}.</w:t>
@@ -114,7 +111,6 @@
       <w:r>
         <w:rPr>
           <w:rFonts w:ascii="Univers" w:hAnsi="Univers"/>
-          <w:b w:val="0"/>
           <w:color w:val="2A2A2A"/>
         </w:rPr>
         <w:t>{%p for game in game_dates %}</w:t>
@@ -135,7 +131,6 @@
       <w:r>
         <w:rPr>
           <w:rFonts w:ascii="Univers" w:hAnsi="Univers"/>
-          <w:b w:val="0"/>
           <w:color w:val="2A2A2A"/>
           <w:sz w:val="20"/>
         </w:rPr>
@@ -156,7 +151,6 @@
       <w:r>
         <w:rPr>
           <w:rFonts w:ascii="Univers" w:hAnsi="Univers"/>
-          <w:b w:val="0"/>
           <w:color w:val="2A2A2A"/>
         </w:rPr>
         <w:t>{%p endfor %}</w:t>
@@ -177,7 +171,6 @@
       <w:r>
         <w:rPr>
           <w:rFonts w:ascii="Univers" w:hAnsi="Univers"/>
-          <w:b w:val="0"/>
           <w:color w:val="2A2A2A"/>
           <w:sz w:val="20"/>
         </w:rPr>
@@ -211,7 +204,6 @@
       <w:r>
         <w:rPr>
           <w:rFonts w:ascii="Univers" w:hAnsi="Univers"/>
-          <w:b w:val="0"/>
           <w:color w:val="2A2A2A"/>
         </w:rPr>
         <w:t>As per the FIBA Internal Regulations Book 3, please confirm to us your availability to fulfil your assignment as {{ role_label }} by {{r deadline }}. Confirmation shall be sent to {{ confirm_email }}</w:t>
@@ -243,7 +235,6 @@
       <w:r>
         <w:rPr>
           <w:rFonts w:ascii="Univers" w:hAnsi="Univers"/>
-          <w:b w:val="0"/>
           <w:color w:val="2A2A2A"/>
         </w:rPr>
         <w:t>As soon as we receive your confirmation, we will make arrangements for international flights to the host country and provide you with relevant information in order for you to prepare the game and establish contact with the Game Director of the Host National Federation.</w:t>
@@ -275,7 +266,6 @@
       <w:r>
         <w:rPr>
           <w:rFonts w:ascii="Univers" w:hAnsi="Univers"/>
-          <w:b w:val="0"/>
           <w:color w:val="2A2A2A"/>
         </w:rPr>
         <w:t>Below list the details of payment you will receive as {{ role_label }} assigned to the competition listed above:</w:t>
@@ -307,7 +297,6 @@
       <w:r>
         <w:rPr>
           <w:rFonts w:ascii="Univers" w:hAnsi="Univers"/>
-          <w:b w:val="0"/>
           <w:color w:val="2A2A2A"/>
         </w:rPr>
         <w:t>{%p for fee in fee_lines %}</w:t>
@@ -327,7 +316,6 @@
       <w:r>
         <w:rPr>
           <w:rFonts w:ascii="Univers" w:hAnsi="Univers"/>
-          <w:b w:val="0"/>
           <w:color w:val="2A2A2A"/>
           <w:sz w:val="20"/>
         </w:rPr>
@@ -348,7 +336,6 @@
       <w:r>
         <w:rPr>
           <w:rFonts w:ascii="Univers" w:hAnsi="Univers"/>
-          <w:b w:val="0"/>
           <w:color w:val="2A2A2A"/>
         </w:rPr>
         <w:t>{%p endfor %}</w:t>
@@ -380,7 +367,6 @@
       <w:r>
         <w:rPr>
           <w:rFonts w:ascii="Univers" w:hAnsi="Univers"/>
-          <w:b w:val="0"/>
           <w:color w:val="2A2A2A"/>
         </w:rPr>
         <w:t>We wish you the best in your preparation and accomplishment of your assignment.</w:t>

--- a/templates/GENERIC_TEMPLATE_TPL.docx
+++ b/templates/GENERIC_TEMPLATE_TPL.docx
@@ -294,6 +294,18 @@
           <w:lang w:eastAsia="de-DE"/>
         </w:rPr>
       </w:pPr>
+    </w:p>
+    <w:p>
+      <w:pPr>
+        <w:spacing w:before="100" w:beforeAutospacing="1" w:after="100" w:afterAutospacing="1"/>
+        <w:contextualSpacing/>
+        <w:rPr>
+          <w:rFonts w:ascii="Univers" w:hAnsi="Univers"/>
+          <w:color w:val="EE0000"/>
+          <w:sz w:val="22"/>
+          <w:lang w:eastAsia="de-DE"/>
+        </w:rPr>
+      </w:pPr>
       <w:r>
         <w:rPr>
           <w:rFonts w:ascii="Univers" w:hAnsi="Univers"/>
@@ -340,6 +352,18 @@
         </w:rPr>
         <w:t>{%p endfor %}</w:t>
       </w:r>
+    </w:p>
+    <w:p>
+      <w:pPr>
+        <w:spacing w:before="100" w:beforeAutospacing="1" w:after="100" w:afterAutospacing="1"/>
+        <w:contextualSpacing/>
+        <w:rPr>
+          <w:rFonts w:ascii="Univers" w:hAnsi="Univers"/>
+          <w:color w:val="EE0000"/>
+          <w:sz w:val="22"/>
+          <w:lang w:eastAsia="de-DE"/>
+        </w:rPr>
+      </w:pPr>
     </w:p>
     <w:p>
       <w:pPr>

--- a/templates/GENERIC_TEMPLATE_TPL.docx
+++ b/templates/GENERIC_TEMPLATE_TPL.docx
@@ -51,7 +51,7 @@
           <w:rFonts w:ascii="Univers" w:hAnsi="Univers"/>
           <w:color w:val="2A2A2A"/>
         </w:rPr>
-        <w:t>Dear {{r nominee }},</w:t>
+        <w:t>{{r dear_line }}</w:t>
       </w:r>
     </w:p>
     <w:p>
@@ -206,7 +206,7 @@
           <w:rFonts w:ascii="Univers" w:hAnsi="Univers"/>
           <w:color w:val="2A2A2A"/>
         </w:rPr>
-        <w:t>As per the FIBA Internal Regulations Book 3, please confirm to us your availability to fulfil your assignment as {{ role_label }} by {{r deadline }}. Confirmation shall be sent to {{ confirm_email }}</w:t>
+        <w:t>{{r confirm_line }}</w:t>
       </w:r>
     </w:p>
     <w:p>
@@ -4377,7 +4377,6 @@
     <w:rsid w:val="00A638EF"/>
     <w:rPr>
       <w:rFonts w:ascii="Univers" w:eastAsia="MS Mincho" w:hAnsi="Univers" w:cs="Times New Roman"/>
-      <w:color w:val="2A2A2A"/>
       <w:sz w:val="20"/>
       <w:lang w:val="en-US"/>
     </w:rPr>
@@ -4398,7 +4397,7 @@
     </w:pPr>
     <w:rPr>
       <w:rFonts w:ascii="Univers" w:eastAsia="MS Gothic" w:hAnsi="Univers"/>
-      <w:color w:val="2A2A2A"/>
+      <w:color w:val="B19E5F" w:themeColor="text2"/>
       <w:sz w:val="64"/>
       <w:szCs w:val="32"/>
     </w:rPr>
@@ -5035,7 +5034,7 @@
     </w:pPr>
     <w:rPr>
       <w:rFonts w:ascii="Univers" w:eastAsia="Times New Roman" w:hAnsi="Univers"/>
-      <w:color w:val="2A2A2A"/>
+      <w:color w:val="000000"/>
       <w:sz w:val="22"/>
       <w:lang w:val="en-GB"/>
     </w:rPr>

--- a/templates/GENERIC_TEMPLATE_TPL.docx
+++ b/templates/GENERIC_TEMPLATE_TPL.docx
@@ -51,7 +51,7 @@
           <w:rFonts w:ascii="Univers" w:hAnsi="Univers"/>
           <w:color w:val="2A2A2A"/>
         </w:rPr>
-        <w:t>{{r dear_line }}</w:t>
+        <w:t>{{r greeting }}</w:t>
       </w:r>
     </w:p>
     <w:p>
@@ -82,7 +82,7 @@
           <w:rFonts w:ascii="Univers" w:hAnsi="Univers"/>
           <w:color w:val="2A2A2A"/>
         </w:rPr>
-        <w:t>We would like to inform that you have been nominated for the following games of the {{ competition_name }}.</w:t>
+        <w:t>We would like to inform that you have been nominated for the following games of the {{ competition }}.</w:t>
       </w:r>
     </w:p>
     <w:p>
@@ -174,7 +174,7 @@
           <w:color w:val="2A2A2A"/>
           <w:sz w:val="20"/>
         </w:rPr>
-        <w:t>{{r host_line }}</w:t>
+        <w:t>{{r host }}</w:t>
       </w:r>
     </w:p>
     <w:p>
@@ -206,7 +206,7 @@
           <w:rFonts w:ascii="Univers" w:hAnsi="Univers"/>
           <w:color w:val="2A2A2A"/>
         </w:rPr>
-        <w:t>{{r confirm_line }}</w:t>
+        <w:t>{{r confirmation_paragraph }}</w:t>
       </w:r>
     </w:p>
     <w:p>
@@ -268,7 +268,7 @@
           <w:rFonts w:ascii="Univers" w:hAnsi="Univers"/>
           <w:color w:val="2A2A2A"/>
         </w:rPr>
-        <w:t>Below list the details of payment you will receive as {{ role_label }} assigned to the competition listed above:</w:t>
+        <w:t>Below list the details of payment you will receive as {{ role }} assigned to the competition listed above:</w:t>
       </w:r>
     </w:p>
     <w:p>
@@ -311,7 +311,7 @@
           <w:rFonts w:ascii="Univers" w:hAnsi="Univers"/>
           <w:color w:val="2A2A2A"/>
         </w:rPr>
-        <w:t>{%p for fee in fee_lines %}</w:t>
+        <w:t>{%p for fee in payment_lines %}</w:t>
       </w:r>
     </w:p>
     <w:p>

--- a/templates/GENERIC_TEMPLATE_TPL.docx
+++ b/templates/GENERIC_TEMPLATE_TPL.docx
@@ -51,6 +51,75 @@
           <w:rFonts w:ascii="Univers" w:hAnsi="Univers"/>
           <w:color w:val="2A2A2A"/>
         </w:rPr>
+        <w:t>{%p if is_tournament %}</w:t>
+      </w:r>
+    </w:p>
+    <w:p>
+      <w:pPr>
+        <w:spacing w:before="100" w:beforeAutospacing="1" w:after="100" w:afterAutospacing="1"/>
+        <w:contextualSpacing/>
+        <w:rPr>
+          <w:rFonts w:ascii="Univers" w:hAnsi="Univers"/>
+          <w:color w:val="EE0000"/>
+          <w:sz w:val="22"/>
+          <w:lang w:eastAsia="de-DE"/>
+        </w:rPr>
+      </w:pPr>
+      <w:r>
+        <w:rPr>
+          <w:rFonts w:ascii="Univers" w:hAnsi="Univers"/>
+          <w:color w:val="2A2A2A"/>
+        </w:rPr>
+        <w:t>{{r subject }}</w:t>
+      </w:r>
+    </w:p>
+    <w:p>
+      <w:pPr>
+        <w:spacing w:before="100" w:beforeAutospacing="1" w:after="100" w:afterAutospacing="1"/>
+        <w:contextualSpacing/>
+        <w:rPr>
+          <w:rFonts w:ascii="Univers" w:hAnsi="Univers"/>
+          <w:color w:val="EE0000"/>
+          <w:sz w:val="22"/>
+          <w:lang w:eastAsia="de-DE"/>
+        </w:rPr>
+      </w:pPr>
+    </w:p>
+    <w:p>
+      <w:pPr>
+        <w:spacing w:before="100" w:beforeAutospacing="1" w:after="100" w:afterAutospacing="1"/>
+        <w:contextualSpacing/>
+        <w:rPr>
+          <w:rFonts w:ascii="Univers" w:hAnsi="Univers"/>
+          <w:color w:val="EE0000"/>
+          <w:sz w:val="22"/>
+          <w:lang w:eastAsia="de-DE"/>
+        </w:rPr>
+      </w:pPr>
+      <w:r>
+        <w:rPr>
+          <w:rFonts w:ascii="Univers" w:hAnsi="Univers"/>
+          <w:color w:val="2A2A2A"/>
+        </w:rPr>
+        <w:t>{%p endif %}</w:t>
+      </w:r>
+    </w:p>
+    <w:p>
+      <w:pPr>
+        <w:spacing w:before="100" w:beforeAutospacing="1" w:after="100" w:afterAutospacing="1"/>
+        <w:contextualSpacing/>
+        <w:rPr>
+          <w:rFonts w:ascii="Univers" w:hAnsi="Univers"/>
+          <w:color w:val="EE0000"/>
+          <w:sz w:val="22"/>
+          <w:lang w:eastAsia="de-DE"/>
+        </w:rPr>
+      </w:pPr>
+      <w:r>
+        <w:rPr>
+          <w:rFonts w:ascii="Univers" w:hAnsi="Univers"/>
+          <w:color w:val="2A2A2A"/>
+        </w:rPr>
         <w:t>{{r greeting }}</w:t>
       </w:r>
     </w:p>
@@ -82,7 +151,7 @@
           <w:rFonts w:ascii="Univers" w:hAnsi="Univers"/>
           <w:color w:val="2A2A2A"/>
         </w:rPr>
-        <w:t>We would like to inform that you have been nominated for the following games of the {{ competition }}.</w:t>
+        <w:t>{{r intro_paragraph }}</w:t>
       </w:r>
     </w:p>
     <w:p>
@@ -96,6 +165,25 @@
           <w:lang w:eastAsia="de-DE"/>
         </w:rPr>
       </w:pPr>
+    </w:p>
+    <w:p>
+      <w:pPr>
+        <w:spacing w:before="100" w:beforeAutospacing="1" w:after="100" w:afterAutospacing="1"/>
+        <w:contextualSpacing/>
+        <w:rPr>
+          <w:rFonts w:ascii="Univers" w:hAnsi="Univers"/>
+          <w:color w:val="EE0000"/>
+          <w:sz w:val="22"/>
+          <w:lang w:eastAsia="de-DE"/>
+        </w:rPr>
+      </w:pPr>
+      <w:r>
+        <w:rPr>
+          <w:rFonts w:ascii="Univers" w:hAnsi="Univers"/>
+          <w:color w:val="2A2A2A"/>
+        </w:rPr>
+        <w:t>{%p if not is_tournament %}</w:t>
+      </w:r>
     </w:p>
     <w:p>
       <w:pPr>
@@ -193,6 +281,25 @@
       <w:pPr>
         <w:spacing w:before="100" w:beforeAutospacing="1" w:after="100" w:afterAutospacing="1"/>
         <w:contextualSpacing/>
+        <w:rPr>
+          <w:rFonts w:ascii="Univers" w:hAnsi="Univers"/>
+          <w:color w:val="EE0000"/>
+          <w:sz w:val="22"/>
+          <w:lang w:eastAsia="de-DE"/>
+        </w:rPr>
+      </w:pPr>
+      <w:r>
+        <w:rPr>
+          <w:rFonts w:ascii="Univers" w:hAnsi="Univers"/>
+          <w:color w:val="2A2A2A"/>
+        </w:rPr>
+        <w:t>{%p endif %}</w:t>
+      </w:r>
+    </w:p>
+    <w:p>
+      <w:pPr>
+        <w:spacing w:before="100" w:beforeAutospacing="1" w:after="100" w:afterAutospacing="1"/>
+        <w:contextualSpacing/>
         <w:jc w:val="both"/>
         <w:rPr>
           <w:rFonts w:ascii="Univers" w:hAnsi="Univers"/>
@@ -237,7 +344,7 @@
           <w:rFonts w:ascii="Univers" w:hAnsi="Univers"/>
           <w:color w:val="2A2A2A"/>
         </w:rPr>
-        <w:t>As soon as we receive your confirmation, we will make arrangements for international flights to the host country and provide you with relevant information in order for you to prepare the game and establish contact with the Game Director of the Host National Federation.</w:t>
+        <w:t>{{ travel_paragraph }}</w:t>
       </w:r>
     </w:p>
     <w:p>
@@ -294,6 +401,13 @@
           <w:lang w:eastAsia="de-DE"/>
         </w:rPr>
       </w:pPr>
+      <w:r>
+        <w:rPr>
+          <w:rFonts w:ascii="Univers" w:hAnsi="Univers"/>
+          <w:color w:val="2A2A2A"/>
+        </w:rPr>
+        <w:t>{%p if is_tournament %}</w:t>
+      </w:r>
     </w:p>
     <w:p>
       <w:pPr>
@@ -318,6 +432,7 @@
       <w:pPr>
         <w:spacing w:before="100" w:beforeAutospacing="1" w:after="100" w:afterAutospacing="1"/>
         <w:contextualSpacing/>
+        <w:jc w:val="center"/>
         <w:rPr>
           <w:rFonts w:ascii="Univers" w:hAnsi="Univers"/>
           <w:color w:val="EE0000"/>
@@ -364,6 +479,13 @@
           <w:lang w:eastAsia="de-DE"/>
         </w:rPr>
       </w:pPr>
+      <w:r>
+        <w:rPr>
+          <w:rFonts w:ascii="Univers" w:hAnsi="Univers"/>
+          <w:color w:val="2A2A2A"/>
+        </w:rPr>
+        <w:t>{%p else %}</w:t>
+      </w:r>
     </w:p>
     <w:p>
       <w:pPr>
@@ -393,7 +515,7 @@
           <w:rFonts w:ascii="Univers" w:hAnsi="Univers"/>
           <w:color w:val="2A2A2A"/>
         </w:rPr>
-        <w:t>We wish you the best in your preparation and accomplishment of your assignment.</w:t>
+        <w:t>{%p for fee in payment_lines %}</w:t>
       </w:r>
     </w:p>
     <w:p>
@@ -407,6 +529,14 @@
           <w:lang w:eastAsia="de-DE"/>
         </w:rPr>
       </w:pPr>
+      <w:r>
+        <w:rPr>
+          <w:rFonts w:ascii="Univers" w:hAnsi="Univers"/>
+          <w:color w:val="2A2A2A"/>
+          <w:sz w:val="20"/>
+        </w:rPr>
+        <w:t>{{r fee }}</w:t>
+      </w:r>
     </w:p>
     <w:p>
       <w:pPr>
@@ -419,6 +549,13 @@
           <w:lang w:eastAsia="de-DE"/>
         </w:rPr>
       </w:pPr>
+      <w:r>
+        <w:rPr>
+          <w:rFonts w:ascii="Univers" w:hAnsi="Univers"/>
+          <w:color w:val="2A2A2A"/>
+        </w:rPr>
+        <w:t>{%p endfor %}</w:t>
+      </w:r>
     </w:p>
     <w:p>
       <w:pPr>
@@ -431,6 +568,13 @@
           <w:lang w:eastAsia="de-DE"/>
         </w:rPr>
       </w:pPr>
+      <w:r>
+        <w:rPr>
+          <w:rFonts w:ascii="Univers" w:hAnsi="Univers"/>
+          <w:color w:val="2A2A2A"/>
+        </w:rPr>
+        <w:t>{%p endif %}</w:t>
+      </w:r>
     </w:p>
     <w:p>
       <w:pPr>
@@ -455,6 +599,78 @@
           <w:lang w:eastAsia="de-DE"/>
         </w:rPr>
       </w:pPr>
+    </w:p>
+    <w:p>
+      <w:pPr>
+        <w:spacing w:before="100" w:beforeAutospacing="1" w:after="100" w:afterAutospacing="1"/>
+        <w:contextualSpacing/>
+        <w:rPr>
+          <w:rFonts w:ascii="Univers" w:hAnsi="Univers"/>
+          <w:color w:val="EE0000"/>
+          <w:sz w:val="22"/>
+          <w:lang w:eastAsia="de-DE"/>
+        </w:rPr>
+      </w:pPr>
+      <w:r>
+        <w:rPr>
+          <w:rFonts w:ascii="Univers" w:hAnsi="Univers"/>
+          <w:color w:val="2A2A2A"/>
+        </w:rPr>
+        <w:t>{{ closing_paragraph }}</w:t>
+      </w:r>
+    </w:p>
+    <w:p>
+      <w:pPr>
+        <w:spacing w:before="100" w:beforeAutospacing="1" w:after="100" w:afterAutospacing="1"/>
+        <w:contextualSpacing/>
+        <w:rPr>
+          <w:rFonts w:ascii="Univers" w:hAnsi="Univers"/>
+          <w:color w:val="EE0000"/>
+          <w:sz w:val="22"/>
+          <w:lang w:eastAsia="de-DE"/>
+        </w:rPr>
+      </w:pPr>
+    </w:p>
+    <w:p>
+      <w:pPr>
+        <w:spacing w:before="100" w:beforeAutospacing="1" w:after="100" w:afterAutospacing="1"/>
+        <w:contextualSpacing/>
+        <w:rPr>
+          <w:rFonts w:ascii="Univers" w:hAnsi="Univers"/>
+          <w:sz w:val="22"/>
+          <w:lang w:eastAsia="de-DE"/>
+        </w:rPr>
+      </w:pPr>
+    </w:p>
+    <w:p>
+      <w:pPr>
+        <w:spacing w:before="100" w:beforeAutospacing="1" w:after="100" w:afterAutospacing="1"/>
+        <w:contextualSpacing/>
+        <w:rPr>
+          <w:rFonts w:ascii="Univers" w:hAnsi="Univers"/>
+          <w:sz w:val="22"/>
+          <w:lang w:eastAsia="de-DE"/>
+        </w:rPr>
+      </w:pPr>
+      <w:r>
+        <w:rPr>
+          <w:rFonts w:ascii="Univers" w:hAnsi="Univers"/>
+          <w:color w:val="2A2A2A"/>
+        </w:rPr>
+        <w:t>{%p if not is_tournament %}</w:t>
+      </w:r>
+    </w:p>
+    <w:p/>
+    <w:p/>
+    <w:p/>
+    <w:p>
+      <w:r>
+        <w:rPr>
+          <w:rFonts w:ascii="Univers" w:hAnsi="Univers"/>
+          <w:color w:val="2A2A2A"/>
+        </w:rPr>
+        <w:t>{%p endif %}</w:t>
+      </w:r>
     </w:p>
     <w:p>
       <w:pPr>
